--- a/UAMap/doc/LedsMap.docx
+++ b/UAMap/doc/LedsMap.docx
@@ -1,6 +1,6 @@
 
 <file path=word/document.xml><?xml version="1.0" encoding="utf-8"?>
-<w:document xmlns:wpc="http://schemas.microsoft.com/office/word/2010/wordprocessingCanvas" xmlns:cx="http://schemas.microsoft.com/office/drawing/2014/chartex" xmlns:cx1="http://schemas.microsoft.com/office/drawing/2015/9/8/chartex" xmlns:cx2="http://schemas.microsoft.com/office/drawing/2015/10/21/chartex" xmlns:cx3="http://schemas.microsoft.com/office/drawing/2016/5/9/chartex" xmlns:cx4="http://schemas.microsoft.com/office/drawing/2016/5/10/chartex" xmlns:cx5="http://schemas.microsoft.com/office/drawing/2016/5/11/chartex" xmlns:cx6="http://schemas.microsoft.com/office/drawing/2016/5/12/chartex" xmlns:cx7="http://schemas.microsoft.com/office/drawing/2016/5/13/chartex" xmlns:cx8="http://schemas.microsoft.com/office/drawing/2016/5/14/chartex" xmlns:mc="http://schemas.openxmlformats.org/markup-compatibility/2006" xmlns:aink="http://schemas.microsoft.com/office/drawing/2016/ink" xmlns:am3d="http://schemas.microsoft.com/office/drawing/2017/model3d" xmlns:o="urn:schemas-microsoft-com:office:office" xmlns:oel="http://schemas.microsoft.com/office/2019/extlst" xmlns:r="http://schemas.openxmlformats.org/officeDocument/2006/relationships" xmlns:m="http://schemas.openxmlformats.org/officeDocument/2006/math" xmlns:v="urn:schemas-microsoft-com:vml" xmlns:wp14="http://schemas.microsoft.com/office/word/2010/wordprocessingDrawing" xmlns:wp="http://schemas.openxmlformats.org/drawingml/2006/wordprocessingDrawing" xmlns:w10="urn:schemas-microsoft-com:office:word" xmlns:w="http://schemas.openxmlformats.org/wordprocessingml/2006/main" xmlns:w14="http://schemas.microsoft.com/office/word/2010/wordml" xmlns:w15="http://schemas.microsoft.com/office/word/2012/wordml" xmlns:w16cex="http://schemas.microsoft.com/office/word/2018/wordml/cex" xmlns:w16cid="http://schemas.microsoft.com/office/word/2016/wordml/cid" xmlns:w16="http://schemas.microsoft.com/office/word/2018/wordml" xmlns:w16du="http://schemas.microsoft.com/office/word/2023/wordml/word16du" xmlns:w16sdtdh="http://schemas.microsoft.com/office/word/2020/wordml/sdtdatahash" xmlns:w16se="http://schemas.microsoft.com/office/word/2015/wordml/symex" xmlns:wpg="http://schemas.microsoft.com/office/word/2010/wordprocessingGroup" xmlns:wpi="http://schemas.microsoft.com/office/word/2010/wordprocessingInk" xmlns:wne="http://schemas.microsoft.com/office/word/2006/wordml" xmlns:wps="http://schemas.microsoft.com/office/word/2010/wordprocessingShape" mc:Ignorable="w14 w15 w16se w16cid w16 w16cex w16sdtdh w16du wp14">
+<w:document xmlns:wpc="http://schemas.microsoft.com/office/word/2010/wordprocessingCanvas" xmlns:cx="http://schemas.microsoft.com/office/drawing/2014/chartex" xmlns:cx1="http://schemas.microsoft.com/office/drawing/2015/9/8/chartex" xmlns:cx2="http://schemas.microsoft.com/office/drawing/2015/10/21/chartex" xmlns:cx3="http://schemas.microsoft.com/office/drawing/2016/5/9/chartex" xmlns:cx4="http://schemas.microsoft.com/office/drawing/2016/5/10/chartex" xmlns:cx5="http://schemas.microsoft.com/office/drawing/2016/5/11/chartex" xmlns:cx6="http://schemas.microsoft.com/office/drawing/2016/5/12/chartex" xmlns:cx7="http://schemas.microsoft.com/office/drawing/2016/5/13/chartex" xmlns:cx8="http://schemas.microsoft.com/office/drawing/2016/5/14/chartex" xmlns:mc="http://schemas.openxmlformats.org/markup-compatibility/2006" xmlns:aink="http://schemas.microsoft.com/office/drawing/2016/ink" xmlns:am3d="http://schemas.microsoft.com/office/drawing/2017/model3d" xmlns:o="urn:schemas-microsoft-com:office:office" xmlns:oel="http://schemas.microsoft.com/office/2019/extlst" xmlns:r="http://schemas.openxmlformats.org/officeDocument/2006/relationships" xmlns:m="http://schemas.openxmlformats.org/officeDocument/2006/math" xmlns:v="urn:schemas-microsoft-com:vml" xmlns:wp14="http://schemas.microsoft.com/office/word/2010/wordprocessingDrawing" xmlns:wp="http://schemas.openxmlformats.org/drawingml/2006/wordprocessingDrawing" xmlns:w10="urn:schemas-microsoft-com:office:word" xmlns:w="http://schemas.openxmlformats.org/wordprocessingml/2006/main" xmlns:w14="http://schemas.microsoft.com/office/word/2010/wordml" xmlns:w15="http://schemas.microsoft.com/office/word/2012/wordml" xmlns:w16cex="http://schemas.microsoft.com/office/word/2018/wordml/cex" xmlns:w16cid="http://schemas.microsoft.com/office/word/2016/wordml/cid" xmlns:w16="http://schemas.microsoft.com/office/word/2018/wordml" xmlns:w16du="http://schemas.microsoft.com/office/word/2023/wordml/word16du" xmlns:w16sdtdh="http://schemas.microsoft.com/office/word/2020/wordml/sdtdatahash" xmlns:w16sdtfl="http://schemas.microsoft.com/office/word/2024/wordml/sdtformatlock" xmlns:w16se="http://schemas.microsoft.com/office/word/2015/wordml/symex" xmlns:wpg="http://schemas.microsoft.com/office/word/2010/wordprocessingGroup" xmlns:wpi="http://schemas.microsoft.com/office/word/2010/wordprocessingInk" xmlns:wne="http://schemas.microsoft.com/office/word/2006/wordml" xmlns:wps="http://schemas.microsoft.com/office/word/2010/wordprocessingShape" mc:Ignorable="w14 w15 w16se w16cid w16 w16cex w16sdtdh w16sdtfl w16du wp14">
   <w:body>
     <w:p>
       <w:proofErr w:type="spellStart"/>
@@ -112,15 +112,9 @@
         <w:t xml:space="preserve">,           </w:t>
       </w:r>
       <w:r>
-        <w:rPr>
-          <w:lang w:val="en-US"/>
-        </w:rPr>
-        <w:tab/>
-      </w:r>
-      <w:r>
-        <w:rPr>
-          <w:lang w:val="en-US"/>
-        </w:rPr>
+        <w:tab/>
+      </w:r>
+      <w:r>
         <w:tab/>
       </w:r>
       <w:r>
@@ -148,15 +142,9 @@
         <w:t xml:space="preserve">,             </w:t>
       </w:r>
       <w:r>
-        <w:rPr>
-          <w:lang w:val="en-US"/>
-        </w:rPr>
-        <w:tab/>
-      </w:r>
-      <w:r>
-        <w:rPr>
-          <w:lang w:val="en-US"/>
-        </w:rPr>
+        <w:tab/>
+      </w:r>
+      <w:r>
         <w:tab/>
         <w:t xml:space="preserve"> </w:t>
       </w:r>
@@ -185,15 +173,9 @@
         <w:t>,            </w:t>
       </w:r>
       <w:r>
-        <w:rPr>
-          <w:lang w:val="en-US"/>
-        </w:rPr>
-        <w:tab/>
-      </w:r>
-      <w:r>
-        <w:rPr>
-          <w:lang w:val="en-US"/>
-        </w:rPr>
+        <w:tab/>
+      </w:r>
+      <w:r>
         <w:tab/>
       </w:r>
       <w:r>
@@ -221,9 +203,6 @@
         <w:t xml:space="preserve">,           </w:t>
       </w:r>
       <w:r>
-        <w:rPr>
-          <w:lang w:val="en-US"/>
-        </w:rPr>
         <w:tab/>
         <w:t xml:space="preserve"> </w:t>
       </w:r>
@@ -252,9 +231,6 @@
         <w:t xml:space="preserve">,     </w:t>
       </w:r>
       <w:r>
-        <w:rPr>
-          <w:lang w:val="en-US"/>
-        </w:rPr>
         <w:tab/>
       </w:r>
       <w:r>
@@ -282,9 +258,6 @@
         <w:t xml:space="preserve">,         </w:t>
       </w:r>
       <w:r>
-        <w:rPr>
-          <w:lang w:val="en-US"/>
-        </w:rPr>
         <w:tab/>
       </w:r>
       <w:r>
@@ -312,15 +285,9 @@
         <w:t xml:space="preserve">,               </w:t>
       </w:r>
       <w:r>
-        <w:rPr>
-          <w:lang w:val="en-US"/>
-        </w:rPr>
-        <w:tab/>
-      </w:r>
-      <w:r>
-        <w:rPr>
-          <w:lang w:val="en-US"/>
-        </w:rPr>
+        <w:tab/>
+      </w:r>
+      <w:r>
         <w:tab/>
         <w:t xml:space="preserve"> </w:t>
       </w:r>
@@ -349,9 +316,6 @@
         <w:t xml:space="preserve">,       </w:t>
       </w:r>
       <w:r>
-        <w:rPr>
-          <w:lang w:val="en-US"/>
-        </w:rPr>
         <w:tab/>
       </w:r>
       <w:r>
@@ -379,15 +343,9 @@
         <w:t xml:space="preserve">,           </w:t>
       </w:r>
       <w:r>
-        <w:rPr>
-          <w:lang w:val="en-US"/>
-        </w:rPr>
-        <w:tab/>
-      </w:r>
-      <w:r>
-        <w:rPr>
-          <w:lang w:val="en-US"/>
-        </w:rPr>
+        <w:tab/>
+      </w:r>
+      <w:r>
         <w:tab/>
       </w:r>
       <w:r>
@@ -517,9 +475,6 @@
         <w:t>,            </w:t>
       </w:r>
       <w:r>
-        <w:rPr>
-          <w:lang w:val="en-US"/>
-        </w:rPr>
         <w:tab/>
       </w:r>
       <w:r>
@@ -547,15 +502,9 @@
         <w:t xml:space="preserve">,           </w:t>
       </w:r>
       <w:r>
-        <w:rPr>
-          <w:lang w:val="en-US"/>
-        </w:rPr>
-        <w:tab/>
-      </w:r>
-      <w:r>
-        <w:rPr>
-          <w:lang w:val="en-US"/>
-        </w:rPr>
+        <w:tab/>
+      </w:r>
+      <w:r>
         <w:tab/>
       </w:r>
       <w:r>
@@ -583,9 +532,6 @@
         <w:t xml:space="preserve">,         </w:t>
       </w:r>
       <w:r>
-        <w:rPr>
-          <w:lang w:val="en-US"/>
-        </w:rPr>
         <w:tab/>
       </w:r>
       <w:r>
@@ -775,15 +721,9 @@
         <w:t>,            </w:t>
       </w:r>
       <w:r>
-        <w:rPr>
-          <w:lang w:val="en-US"/>
-        </w:rPr>
-        <w:tab/>
-      </w:r>
-      <w:r>
-        <w:rPr>
-          <w:lang w:val="en-US"/>
-        </w:rPr>
+        <w:tab/>
+      </w:r>
+      <w:r>
         <w:tab/>
       </w:r>
       <w:r>
@@ -811,15 +751,9 @@
         <w:t>,              </w:t>
       </w:r>
       <w:r>
-        <w:rPr>
-          <w:lang w:val="en-US"/>
-        </w:rPr>
-        <w:tab/>
-      </w:r>
-      <w:r>
-        <w:rPr>
-          <w:lang w:val="en-US"/>
-        </w:rPr>
+        <w:tab/>
+      </w:r>
+      <w:r>
         <w:tab/>
       </w:r>
       <w:r>
@@ -847,9 +781,6 @@
         <w:t>,          </w:t>
       </w:r>
       <w:r>
-        <w:rPr>
-          <w:lang w:val="en-US"/>
-        </w:rPr>
         <w:tab/>
       </w:r>
       <w:r>
@@ -857,11 +788,978 @@
       </w:r>
     </w:p>
     <w:p>
+      <w:pPr>
+        <w:rPr>
+          <w:lang w:val="en-US"/>
+        </w:rPr>
+      </w:pPr>
       <w:r>
         <w:t>};</w:t>
       </w:r>
     </w:p>
-    <w:p/>
+    <w:p>
+      <w:pPr>
+        <w:rPr>
+          <w:lang w:val="en-US"/>
+        </w:rPr>
+      </w:pPr>
+    </w:p>
+    <w:p>
+      <w:proofErr w:type="spellStart"/>
+      <w:r>
+        <w:lastRenderedPageBreak/>
+        <w:t>static</w:t>
+      </w:r>
+      <w:proofErr w:type="spellEnd"/>
+      <w:r>
+        <w:t xml:space="preserve"> </w:t>
+      </w:r>
+      <w:proofErr w:type="spellStart"/>
+      <w:r>
+        <w:t>AlarmsLedIndexesMap</w:t>
+      </w:r>
+      <w:proofErr w:type="spellEnd"/>
+      <w:r>
+        <w:t xml:space="preserve"> </w:t>
+      </w:r>
+      <w:proofErr w:type="spellStart"/>
+      <w:r>
+        <w:t>alarmsLedIndexesMap</w:t>
+      </w:r>
+      <w:proofErr w:type="spellEnd"/>
+      <w:r>
+        <w:t xml:space="preserve"> =</w:t>
+      </w:r>
+    </w:p>
+    <w:p>
+      <w:r>
+        <w:t>{</w:t>
+      </w:r>
+    </w:p>
+    <w:p>
+      <w:r>
+        <w:t xml:space="preserve">  { </w:t>
+      </w:r>
+      <w:proofErr w:type="spellStart"/>
+      <w:r>
+        <w:t>UARegion</w:t>
+      </w:r>
+      <w:proofErr w:type="spellEnd"/>
+      <w:r>
+        <w:t>::</w:t>
+      </w:r>
+      <w:proofErr w:type="spellStart"/>
+      <w:r>
+        <w:t>Sevastopol</w:t>
+      </w:r>
+      <w:proofErr w:type="spellEnd"/>
+      <w:r>
+        <w:t xml:space="preserve">, </w:t>
+      </w:r>
+      <w:r>
+        <w:rPr>
+          <w:lang w:val="en-US"/>
+        </w:rPr>
+        <w:tab/>
+      </w:r>
+      <w:r>
+        <w:rPr>
+          <w:lang w:val="en-US"/>
+        </w:rPr>
+        <w:tab/>
+      </w:r>
+      <w:r>
+        <w:t>{0} },</w:t>
+      </w:r>
+    </w:p>
+    <w:p>
+      <w:r>
+        <w:t xml:space="preserve">  { </w:t>
+      </w:r>
+      <w:proofErr w:type="spellStart"/>
+      <w:r>
+        <w:t>UARegion</w:t>
+      </w:r>
+      <w:proofErr w:type="spellEnd"/>
+      <w:r>
+        <w:t>::</w:t>
+      </w:r>
+      <w:proofErr w:type="spellStart"/>
+      <w:r>
+        <w:t>Crimea</w:t>
+      </w:r>
+      <w:proofErr w:type="spellEnd"/>
+      <w:r>
+        <w:t>,  </w:t>
+      </w:r>
+      <w:r>
+        <w:rPr>
+          <w:lang w:val="en-US"/>
+        </w:rPr>
+        <w:tab/>
+      </w:r>
+      <w:r>
+        <w:rPr>
+          <w:lang w:val="en-US"/>
+        </w:rPr>
+        <w:tab/>
+      </w:r>
+      <w:r>
+        <w:rPr>
+          <w:lang w:val="en-US"/>
+        </w:rPr>
+        <w:tab/>
+      </w:r>
+      <w:r>
+        <w:t>{1} },  </w:t>
+      </w:r>
+    </w:p>
+    <w:p>
+      <w:r>
+        <w:t xml:space="preserve">  { </w:t>
+      </w:r>
+      <w:proofErr w:type="spellStart"/>
+      <w:r>
+        <w:t>UARegion</w:t>
+      </w:r>
+      <w:proofErr w:type="spellEnd"/>
+      <w:r>
+        <w:t>::</w:t>
+      </w:r>
+      <w:proofErr w:type="spellStart"/>
+      <w:r>
+        <w:t>Khersonska</w:t>
+      </w:r>
+      <w:proofErr w:type="spellEnd"/>
+      <w:r>
+        <w:t xml:space="preserve">, </w:t>
+      </w:r>
+      <w:r>
+        <w:rPr>
+          <w:lang w:val="en-US"/>
+        </w:rPr>
+        <w:tab/>
+      </w:r>
+      <w:r>
+        <w:rPr>
+          <w:lang w:val="en-US"/>
+        </w:rPr>
+        <w:tab/>
+      </w:r>
+      <w:r>
+        <w:t>{2, 3} },</w:t>
+      </w:r>
+    </w:p>
+    <w:p>
+      <w:r>
+        <w:t xml:space="preserve">  { </w:t>
+      </w:r>
+      <w:proofErr w:type="spellStart"/>
+      <w:r>
+        <w:t>UARegion</w:t>
+      </w:r>
+      <w:proofErr w:type="spellEnd"/>
+      <w:r>
+        <w:t>::</w:t>
+      </w:r>
+      <w:proofErr w:type="spellStart"/>
+      <w:r>
+        <w:t>Zaporizka</w:t>
+      </w:r>
+      <w:proofErr w:type="spellEnd"/>
+      <w:r>
+        <w:t xml:space="preserve">,           </w:t>
+      </w:r>
+      <w:r>
+        <w:rPr>
+          <w:lang w:val="en-US"/>
+        </w:rPr>
+        <w:tab/>
+      </w:r>
+      <w:r>
+        <w:rPr>
+          <w:lang w:val="en-US"/>
+        </w:rPr>
+        <w:tab/>
+      </w:r>
+      <w:r>
+        <w:t> {4, 5} },</w:t>
+      </w:r>
+    </w:p>
+    <w:p>
+      <w:r>
+        <w:t xml:space="preserve">  { </w:t>
+      </w:r>
+      <w:proofErr w:type="spellStart"/>
+      <w:r>
+        <w:t>UARegion</w:t>
+      </w:r>
+      <w:proofErr w:type="spellEnd"/>
+      <w:r>
+        <w:t>::</w:t>
+      </w:r>
+      <w:proofErr w:type="spellStart"/>
+      <w:r>
+        <w:t>Donetska</w:t>
+      </w:r>
+      <w:proofErr w:type="spellEnd"/>
+      <w:r>
+        <w:t xml:space="preserve">,           </w:t>
+      </w:r>
+      <w:r>
+        <w:rPr>
+          <w:lang w:val="en-US"/>
+        </w:rPr>
+        <w:tab/>
+      </w:r>
+      <w:r>
+        <w:rPr>
+          <w:lang w:val="en-US"/>
+        </w:rPr>
+        <w:tab/>
+      </w:r>
+      <w:r>
+        <w:t xml:space="preserve"> {6, 7} },</w:t>
+      </w:r>
+    </w:p>
+    <w:p>
+      <w:r>
+        <w:t xml:space="preserve">  { </w:t>
+      </w:r>
+      <w:proofErr w:type="spellStart"/>
+      <w:r>
+        <w:t>UARegion</w:t>
+      </w:r>
+      <w:proofErr w:type="spellEnd"/>
+      <w:r>
+        <w:t>::</w:t>
+      </w:r>
+      <w:proofErr w:type="spellStart"/>
+      <w:r>
+        <w:t>Luhanska</w:t>
+      </w:r>
+      <w:proofErr w:type="spellEnd"/>
+      <w:r>
+        <w:t xml:space="preserve">,             </w:t>
+      </w:r>
+      <w:r>
+        <w:rPr>
+          <w:lang w:val="en-US"/>
+        </w:rPr>
+        <w:tab/>
+      </w:r>
+      <w:r>
+        <w:rPr>
+          <w:lang w:val="en-US"/>
+        </w:rPr>
+        <w:tab/>
+      </w:r>
+      <w:r>
+        <w:t>{8, 9} },</w:t>
+      </w:r>
+    </w:p>
+    <w:p>
+      <w:r>
+        <w:t xml:space="preserve">  { </w:t>
+      </w:r>
+      <w:proofErr w:type="spellStart"/>
+      <w:r>
+        <w:t>UARegion</w:t>
+      </w:r>
+      <w:proofErr w:type="spellEnd"/>
+      <w:r>
+        <w:t>::</w:t>
+      </w:r>
+      <w:proofErr w:type="spellStart"/>
+      <w:r>
+        <w:t>Kharkivska</w:t>
+      </w:r>
+      <w:proofErr w:type="spellEnd"/>
+      <w:r>
+        <w:t>,          </w:t>
+      </w:r>
+      <w:r>
+        <w:rPr>
+          <w:lang w:val="en-US"/>
+        </w:rPr>
+        <w:tab/>
+      </w:r>
+      <w:r>
+        <w:rPr>
+          <w:lang w:val="en-US"/>
+        </w:rPr>
+        <w:tab/>
+      </w:r>
+      <w:r>
+        <w:t xml:space="preserve"> {10, 11} },</w:t>
+      </w:r>
+    </w:p>
+    <w:p>
+      <w:r>
+        <w:t xml:space="preserve">  { </w:t>
+      </w:r>
+      <w:proofErr w:type="spellStart"/>
+      <w:r>
+        <w:t>UARegion</w:t>
+      </w:r>
+      <w:proofErr w:type="spellEnd"/>
+      <w:r>
+        <w:t>::</w:t>
+      </w:r>
+      <w:proofErr w:type="spellStart"/>
+      <w:r>
+        <w:t>Dnipropetrovska</w:t>
+      </w:r>
+      <w:proofErr w:type="spellEnd"/>
+      <w:r>
+        <w:t>,      </w:t>
+      </w:r>
+      <w:r>
+        <w:rPr>
+          <w:lang w:val="en-US"/>
+        </w:rPr>
+        <w:tab/>
+      </w:r>
+      <w:r>
+        <w:t>{12, 13} },</w:t>
+      </w:r>
+    </w:p>
+    <w:p>
+      <w:r>
+        <w:t xml:space="preserve">  { </w:t>
+      </w:r>
+      <w:proofErr w:type="spellStart"/>
+      <w:r>
+        <w:t>UARegion</w:t>
+      </w:r>
+      <w:proofErr w:type="spellEnd"/>
+      <w:r>
+        <w:t>::</w:t>
+      </w:r>
+      <w:proofErr w:type="spellStart"/>
+      <w:r>
+        <w:t>Mykolaivska</w:t>
+      </w:r>
+      <w:proofErr w:type="spellEnd"/>
+      <w:r>
+        <w:t xml:space="preserve">,         </w:t>
+      </w:r>
+      <w:r>
+        <w:rPr>
+          <w:lang w:val="en-US"/>
+        </w:rPr>
+        <w:tab/>
+      </w:r>
+      <w:r>
+        <w:t> {14, 15} },</w:t>
+      </w:r>
+    </w:p>
+    <w:p>
+      <w:r>
+        <w:t xml:space="preserve">  { </w:t>
+      </w:r>
+      <w:proofErr w:type="spellStart"/>
+      <w:r>
+        <w:t>UARegion</w:t>
+      </w:r>
+      <w:proofErr w:type="spellEnd"/>
+      <w:r>
+        <w:t>::</w:t>
+      </w:r>
+      <w:proofErr w:type="spellStart"/>
+      <w:r>
+        <w:t>Odeska</w:t>
+      </w:r>
+      <w:proofErr w:type="spellEnd"/>
+      <w:r>
+        <w:t xml:space="preserve">,               </w:t>
+      </w:r>
+      <w:r>
+        <w:rPr>
+          <w:lang w:val="en-US"/>
+        </w:rPr>
+        <w:tab/>
+      </w:r>
+      <w:r>
+        <w:rPr>
+          <w:lang w:val="en-US"/>
+        </w:rPr>
+        <w:tab/>
+      </w:r>
+      <w:r>
+        <w:t>{16, 17, 18} },</w:t>
+      </w:r>
+    </w:p>
+    <w:p>
+      <w:r>
+        <w:t xml:space="preserve">  { </w:t>
+      </w:r>
+      <w:proofErr w:type="spellStart"/>
+      <w:r>
+        <w:t>UARegion</w:t>
+      </w:r>
+      <w:proofErr w:type="spellEnd"/>
+      <w:r>
+        <w:t>::</w:t>
+      </w:r>
+      <w:proofErr w:type="spellStart"/>
+      <w:r>
+        <w:t>Kirovohradska</w:t>
+      </w:r>
+      <w:proofErr w:type="spellEnd"/>
+      <w:r>
+        <w:t>,        </w:t>
+      </w:r>
+      <w:r>
+        <w:rPr>
+          <w:lang w:val="en-US"/>
+        </w:rPr>
+        <w:tab/>
+      </w:r>
+      <w:r>
+        <w:t>{19, 20} },  </w:t>
+      </w:r>
+    </w:p>
+    <w:p>
+      <w:r>
+        <w:t xml:space="preserve">  { </w:t>
+      </w:r>
+      <w:proofErr w:type="spellStart"/>
+      <w:r>
+        <w:t>UARegion</w:t>
+      </w:r>
+      <w:proofErr w:type="spellEnd"/>
+      <w:r>
+        <w:t>::</w:t>
+      </w:r>
+      <w:proofErr w:type="spellStart"/>
+      <w:r>
+        <w:t>Poltavska</w:t>
+      </w:r>
+      <w:proofErr w:type="spellEnd"/>
+      <w:r>
+        <w:t xml:space="preserve">,           </w:t>
+      </w:r>
+      <w:r>
+        <w:rPr>
+          <w:lang w:val="en-US"/>
+        </w:rPr>
+        <w:tab/>
+      </w:r>
+      <w:r>
+        <w:rPr>
+          <w:lang w:val="en-US"/>
+        </w:rPr>
+        <w:tab/>
+      </w:r>
+      <w:r>
+        <w:t> {21, 22} },</w:t>
+      </w:r>
+    </w:p>
+    <w:p>
+      <w:r>
+        <w:t xml:space="preserve">  { </w:t>
+      </w:r>
+      <w:proofErr w:type="spellStart"/>
+      <w:r>
+        <w:t>UARegion</w:t>
+      </w:r>
+      <w:proofErr w:type="spellEnd"/>
+      <w:r>
+        <w:t>::</w:t>
+      </w:r>
+      <w:proofErr w:type="spellStart"/>
+      <w:r>
+        <w:t>Sumska</w:t>
+      </w:r>
+      <w:proofErr w:type="spellEnd"/>
+      <w:r>
+        <w:t>,              </w:t>
+      </w:r>
+      <w:r>
+        <w:rPr>
+          <w:lang w:val="en-US"/>
+        </w:rPr>
+        <w:tab/>
+      </w:r>
+      <w:r>
+        <w:rPr>
+          <w:lang w:val="en-US"/>
+        </w:rPr>
+        <w:tab/>
+      </w:r>
+      <w:r>
+        <w:t xml:space="preserve"> {23, 24} },</w:t>
+      </w:r>
+    </w:p>
+    <w:p>
+      <w:r>
+        <w:t xml:space="preserve">  { </w:t>
+      </w:r>
+      <w:proofErr w:type="spellStart"/>
+      <w:r>
+        <w:t>UARegion</w:t>
+      </w:r>
+      <w:proofErr w:type="spellEnd"/>
+      <w:r>
+        <w:t>::</w:t>
+      </w:r>
+      <w:proofErr w:type="spellStart"/>
+      <w:r>
+        <w:t>Chernihivska</w:t>
+      </w:r>
+      <w:proofErr w:type="spellEnd"/>
+      <w:r>
+        <w:t>,        </w:t>
+      </w:r>
+      <w:r>
+        <w:rPr>
+          <w:lang w:val="en-US"/>
+        </w:rPr>
+        <w:tab/>
+      </w:r>
+      <w:r>
+        <w:t xml:space="preserve"> {25, 26} },  </w:t>
+      </w:r>
+    </w:p>
+    <w:p>
+      <w:r>
+        <w:t xml:space="preserve">  { </w:t>
+      </w:r>
+      <w:proofErr w:type="spellStart"/>
+      <w:r>
+        <w:t>UARegion</w:t>
+      </w:r>
+      <w:proofErr w:type="spellEnd"/>
+      <w:r>
+        <w:t>::</w:t>
+      </w:r>
+      <w:proofErr w:type="spellStart"/>
+      <w:r>
+        <w:t>Kyiv</w:t>
+      </w:r>
+      <w:proofErr w:type="spellEnd"/>
+      <w:r>
+        <w:t>,                </w:t>
+      </w:r>
+      <w:r>
+        <w:rPr>
+          <w:lang w:val="en-US"/>
+        </w:rPr>
+        <w:tab/>
+      </w:r>
+      <w:r>
+        <w:rPr>
+          <w:lang w:val="en-US"/>
+        </w:rPr>
+        <w:tab/>
+      </w:r>
+      <w:r>
+        <w:t xml:space="preserve"> {27} },</w:t>
+      </w:r>
+    </w:p>
+    <w:p>
+      <w:r>
+        <w:t xml:space="preserve">  { </w:t>
+      </w:r>
+      <w:proofErr w:type="spellStart"/>
+      <w:r>
+        <w:t>UARegion</w:t>
+      </w:r>
+      <w:proofErr w:type="spellEnd"/>
+      <w:r>
+        <w:t>::</w:t>
+      </w:r>
+      <w:proofErr w:type="spellStart"/>
+      <w:r>
+        <w:t>Kyivska</w:t>
+      </w:r>
+      <w:proofErr w:type="spellEnd"/>
+      <w:r>
+        <w:t xml:space="preserve">,             </w:t>
+      </w:r>
+      <w:r>
+        <w:rPr>
+          <w:lang w:val="en-US"/>
+        </w:rPr>
+        <w:tab/>
+      </w:r>
+      <w:r>
+        <w:rPr>
+          <w:lang w:val="en-US"/>
+        </w:rPr>
+        <w:tab/>
+      </w:r>
+      <w:r>
+        <w:t> {28} },    </w:t>
+      </w:r>
+    </w:p>
+    <w:p>
+      <w:r>
+        <w:t xml:space="preserve">  { </w:t>
+      </w:r>
+      <w:proofErr w:type="spellStart"/>
+      <w:r>
+        <w:t>UARegion</w:t>
+      </w:r>
+      <w:proofErr w:type="spellEnd"/>
+      <w:r>
+        <w:t>::</w:t>
+      </w:r>
+      <w:proofErr w:type="spellStart"/>
+      <w:r>
+        <w:t>Cherkaska</w:t>
+      </w:r>
+      <w:proofErr w:type="spellEnd"/>
+      <w:r>
+        <w:t xml:space="preserve">,           </w:t>
+      </w:r>
+      <w:r>
+        <w:rPr>
+          <w:lang w:val="en-US"/>
+        </w:rPr>
+        <w:tab/>
+      </w:r>
+      <w:r>
+        <w:rPr>
+          <w:lang w:val="en-US"/>
+        </w:rPr>
+        <w:tab/>
+      </w:r>
+      <w:r>
+        <w:t> {29, 30} },</w:t>
+      </w:r>
+    </w:p>
+    <w:p>
+      <w:r>
+        <w:t xml:space="preserve">  { </w:t>
+      </w:r>
+      <w:proofErr w:type="spellStart"/>
+      <w:r>
+        <w:t>UARegion</w:t>
+      </w:r>
+      <w:proofErr w:type="spellEnd"/>
+      <w:r>
+        <w:t>::</w:t>
+      </w:r>
+      <w:proofErr w:type="spellStart"/>
+      <w:r>
+        <w:t>Vinnytska</w:t>
+      </w:r>
+      <w:proofErr w:type="spellEnd"/>
+      <w:r>
+        <w:t xml:space="preserve">,           </w:t>
+      </w:r>
+      <w:r>
+        <w:rPr>
+          <w:lang w:val="en-US"/>
+        </w:rPr>
+        <w:tab/>
+      </w:r>
+      <w:r>
+        <w:rPr>
+          <w:lang w:val="en-US"/>
+        </w:rPr>
+        <w:tab/>
+      </w:r>
+      <w:r>
+        <w:t> {31, 32} },  </w:t>
+      </w:r>
+    </w:p>
+    <w:p>
+      <w:r>
+        <w:t xml:space="preserve">  { </w:t>
+      </w:r>
+      <w:proofErr w:type="spellStart"/>
+      <w:r>
+        <w:t>UARegion</w:t>
+      </w:r>
+      <w:proofErr w:type="spellEnd"/>
+      <w:r>
+        <w:t>::</w:t>
+      </w:r>
+      <w:proofErr w:type="spellStart"/>
+      <w:r>
+        <w:t>Zhytomyrska</w:t>
+      </w:r>
+      <w:proofErr w:type="spellEnd"/>
+      <w:r>
+        <w:t xml:space="preserve">,         </w:t>
+      </w:r>
+      <w:r>
+        <w:rPr>
+          <w:lang w:val="en-US"/>
+        </w:rPr>
+        <w:tab/>
+      </w:r>
+      <w:r>
+        <w:t> {33, 34} },</w:t>
+      </w:r>
+    </w:p>
+    <w:p>
+      <w:r>
+        <w:t xml:space="preserve">  { </w:t>
+      </w:r>
+      <w:proofErr w:type="spellStart"/>
+      <w:r>
+        <w:t>UARegion</w:t>
+      </w:r>
+      <w:proofErr w:type="spellEnd"/>
+      <w:r>
+        <w:t>::</w:t>
+      </w:r>
+      <w:proofErr w:type="spellStart"/>
+      <w:r>
+        <w:t>Rivnenska</w:t>
+      </w:r>
+      <w:proofErr w:type="spellEnd"/>
+      <w:r>
+        <w:t xml:space="preserve">,           </w:t>
+      </w:r>
+      <w:r>
+        <w:rPr>
+          <w:lang w:val="en-US"/>
+        </w:rPr>
+        <w:tab/>
+      </w:r>
+      <w:r>
+        <w:rPr>
+          <w:lang w:val="en-US"/>
+        </w:rPr>
+        <w:tab/>
+      </w:r>
+      <w:r>
+        <w:t> {35, 36} },  </w:t>
+      </w:r>
+    </w:p>
+    <w:p>
+      <w:r>
+        <w:t xml:space="preserve">  { </w:t>
+      </w:r>
+      <w:proofErr w:type="spellStart"/>
+      <w:r>
+        <w:t>UARegion</w:t>
+      </w:r>
+      <w:proofErr w:type="spellEnd"/>
+      <w:r>
+        <w:t>::</w:t>
+      </w:r>
+      <w:proofErr w:type="spellStart"/>
+      <w:r>
+        <w:t>Khmelnitska</w:t>
+      </w:r>
+      <w:proofErr w:type="spellEnd"/>
+      <w:r>
+        <w:t xml:space="preserve">,         </w:t>
+      </w:r>
+      <w:r>
+        <w:rPr>
+          <w:lang w:val="en-US"/>
+        </w:rPr>
+        <w:tab/>
+      </w:r>
+      <w:r>
+        <w:t> {37, 38} },  </w:t>
+      </w:r>
+    </w:p>
+    <w:p>
+      <w:r>
+        <w:t xml:space="preserve">  { </w:t>
+      </w:r>
+      <w:proofErr w:type="spellStart"/>
+      <w:r>
+        <w:t>UARegion</w:t>
+      </w:r>
+      <w:proofErr w:type="spellEnd"/>
+      <w:r>
+        <w:t>::</w:t>
+      </w:r>
+      <w:proofErr w:type="spellStart"/>
+      <w:r>
+        <w:t>Chernivetska</w:t>
+      </w:r>
+      <w:proofErr w:type="spellEnd"/>
+      <w:r>
+        <w:t>,        </w:t>
+      </w:r>
+      <w:r>
+        <w:rPr>
+          <w:lang w:val="en-US"/>
+        </w:rPr>
+        <w:tab/>
+      </w:r>
+      <w:r>
+        <w:t xml:space="preserve"> {39} },</w:t>
+      </w:r>
+    </w:p>
+    <w:p>
+      <w:r>
+        <w:t xml:space="preserve">  { </w:t>
+      </w:r>
+      <w:proofErr w:type="spellStart"/>
+      <w:r>
+        <w:t>UARegion</w:t>
+      </w:r>
+      <w:proofErr w:type="spellEnd"/>
+      <w:r>
+        <w:t>::</w:t>
+      </w:r>
+      <w:proofErr w:type="spellStart"/>
+      <w:r>
+        <w:t>Ivano_Frankivska</w:t>
+      </w:r>
+      <w:proofErr w:type="spellEnd"/>
+      <w:r>
+        <w:t>,    </w:t>
+      </w:r>
+      <w:r>
+        <w:rPr>
+          <w:lang w:val="en-US"/>
+        </w:rPr>
+        <w:tab/>
+      </w:r>
+      <w:r>
+        <w:t xml:space="preserve"> {40} },</w:t>
+      </w:r>
+    </w:p>
+    <w:p>
+      <w:r>
+        <w:t xml:space="preserve">  { </w:t>
+      </w:r>
+      <w:proofErr w:type="spellStart"/>
+      <w:r>
+        <w:t>UARegion</w:t>
+      </w:r>
+      <w:proofErr w:type="spellEnd"/>
+      <w:r>
+        <w:t>::</w:t>
+      </w:r>
+      <w:proofErr w:type="spellStart"/>
+      <w:r>
+        <w:t>Ternopilska</w:t>
+      </w:r>
+      <w:proofErr w:type="spellEnd"/>
+      <w:r>
+        <w:t xml:space="preserve">,         </w:t>
+      </w:r>
+      <w:r>
+        <w:rPr>
+          <w:lang w:val="en-US"/>
+        </w:rPr>
+        <w:tab/>
+      </w:r>
+      <w:r>
+        <w:rPr>
+          <w:lang w:val="en-US"/>
+        </w:rPr>
+        <w:tab/>
+      </w:r>
+      <w:r>
+        <w:t xml:space="preserve"> {41} }, </w:t>
+      </w:r>
+    </w:p>
+    <w:p>
+      <w:r>
+        <w:t xml:space="preserve">  { </w:t>
+      </w:r>
+      <w:proofErr w:type="spellStart"/>
+      <w:r>
+        <w:t>UARegion</w:t>
+      </w:r>
+      <w:proofErr w:type="spellEnd"/>
+      <w:r>
+        <w:t>::</w:t>
+      </w:r>
+      <w:proofErr w:type="spellStart"/>
+      <w:r>
+        <w:t>Volynska</w:t>
+      </w:r>
+      <w:proofErr w:type="spellEnd"/>
+      <w:r>
+        <w:t>,            </w:t>
+      </w:r>
+      <w:r>
+        <w:rPr>
+          <w:lang w:val="en-US"/>
+        </w:rPr>
+        <w:tab/>
+      </w:r>
+      <w:r>
+        <w:rPr>
+          <w:lang w:val="en-US"/>
+        </w:rPr>
+        <w:tab/>
+      </w:r>
+      <w:r>
+        <w:t xml:space="preserve"> {42} },</w:t>
+      </w:r>
+    </w:p>
+    <w:p>
+      <w:r>
+        <w:t xml:space="preserve">  { </w:t>
+      </w:r>
+      <w:proofErr w:type="spellStart"/>
+      <w:r>
+        <w:t>UARegion</w:t>
+      </w:r>
+      <w:proofErr w:type="spellEnd"/>
+      <w:r>
+        <w:t>::</w:t>
+      </w:r>
+      <w:proofErr w:type="spellStart"/>
+      <w:r>
+        <w:t>Lvivska</w:t>
+      </w:r>
+      <w:proofErr w:type="spellEnd"/>
+      <w:r>
+        <w:t>,            </w:t>
+      </w:r>
+      <w:r>
+        <w:rPr>
+          <w:lang w:val="en-US"/>
+        </w:rPr>
+        <w:tab/>
+      </w:r>
+      <w:r>
+        <w:rPr>
+          <w:lang w:val="en-US"/>
+        </w:rPr>
+        <w:tab/>
+      </w:r>
+      <w:r>
+        <w:t> {43, 44} },  </w:t>
+      </w:r>
+    </w:p>
+    <w:p>
+      <w:r>
+        <w:t xml:space="preserve">  { </w:t>
+      </w:r>
+      <w:proofErr w:type="spellStart"/>
+      <w:r>
+        <w:t>UARegion</w:t>
+      </w:r>
+      <w:proofErr w:type="spellEnd"/>
+      <w:r>
+        <w:t>::</w:t>
+      </w:r>
+      <w:proofErr w:type="spellStart"/>
+      <w:r>
+        <w:t>Zakarpatska</w:t>
+      </w:r>
+      <w:proofErr w:type="spellEnd"/>
+      <w:r>
+        <w:t xml:space="preserve">,         </w:t>
+      </w:r>
+      <w:r>
+        <w:rPr>
+          <w:lang w:val="en-US"/>
+        </w:rPr>
+        <w:tab/>
+      </w:r>
+      <w:r>
+        <w:t> {45, 46} },};</w:t>
+      </w:r>
+    </w:p>
     <w:sectPr>
       <w:pgSz w:w="12240" w:h="15840"/>
       <w:pgMar w:top="1440" w:right="1440" w:bottom="1440" w:left="1440" w:header="720" w:footer="720" w:gutter="0"/>
@@ -873,7 +1771,7 @@
 </file>
 
 <file path=word/styles.xml><?xml version="1.0" encoding="utf-8"?>
-<w:styles xmlns:mc="http://schemas.openxmlformats.org/markup-compatibility/2006" xmlns:r="http://schemas.openxmlformats.org/officeDocument/2006/relationships" xmlns:w="http://schemas.openxmlformats.org/wordprocessingml/2006/main" xmlns:w14="http://schemas.microsoft.com/office/word/2010/wordml" xmlns:w15="http://schemas.microsoft.com/office/word/2012/wordml" xmlns:w16cex="http://schemas.microsoft.com/office/word/2018/wordml/cex" xmlns:w16cid="http://schemas.microsoft.com/office/word/2016/wordml/cid" xmlns:w16="http://schemas.microsoft.com/office/word/2018/wordml" xmlns:w16du="http://schemas.microsoft.com/office/word/2023/wordml/word16du" xmlns:w16sdtdh="http://schemas.microsoft.com/office/word/2020/wordml/sdtdatahash" xmlns:w16se="http://schemas.microsoft.com/office/word/2015/wordml/symex" mc:Ignorable="w14 w15 w16se w16cid w16 w16cex w16sdtdh w16du">
+<w:styles xmlns:mc="http://schemas.openxmlformats.org/markup-compatibility/2006" xmlns:r="http://schemas.openxmlformats.org/officeDocument/2006/relationships" xmlns:w="http://schemas.openxmlformats.org/wordprocessingml/2006/main" xmlns:w14="http://schemas.microsoft.com/office/word/2010/wordml" xmlns:w15="http://schemas.microsoft.com/office/word/2012/wordml" xmlns:w16cex="http://schemas.microsoft.com/office/word/2018/wordml/cex" xmlns:w16cid="http://schemas.microsoft.com/office/word/2016/wordml/cid" xmlns:w16="http://schemas.microsoft.com/office/word/2018/wordml" xmlns:w16du="http://schemas.microsoft.com/office/word/2023/wordml/word16du" xmlns:w16sdtdh="http://schemas.microsoft.com/office/word/2020/wordml/sdtdatahash" xmlns:w16sdtfl="http://schemas.microsoft.com/office/word/2024/wordml/sdtformatlock" xmlns:w16se="http://schemas.microsoft.com/office/word/2015/wordml/symex" mc:Ignorable="w14 w15 w16se w16cid w16 w16cex w16sdtdh w16sdtfl w16du">
   <w:docDefaults>
     <w:rPrDefault>
       <w:rPr>
